--- a/Articles/2026/3_DaVinci_Tips_and_Tricks/9_How_to_Copy_and_Paste_Keyframes_in_DaVinci_Resolve_Fusion_Page/Write Up.docx
+++ b/Articles/2026/3_DaVinci_Tips_and_Tricks/9_How_to_Copy_and_Paste_Keyframes_in_DaVinci_Resolve_Fusion_Page/Write Up.docx
@@ -10,11 +10,86 @@
         <w:t>Write Up</w:t>
       </w:r>
     </w:p>
-    <w:p/>
+    <w:p>
+      <w:r>
+        <w:t>This week, we’re taking a clear, step</w:t>
+      </w:r>
+      <w:r>
+        <w:rPr>
+          <w:rFonts w:ascii="Cambria Math" w:hAnsi="Cambria Math" w:cs="Cambria Math"/>
+        </w:rPr>
+        <w:t>‑</w:t>
+      </w:r>
+      <w:r>
+        <w:t>by</w:t>
+      </w:r>
+      <w:r>
+        <w:rPr>
+          <w:rFonts w:ascii="Cambria Math" w:hAnsi="Cambria Math" w:cs="Cambria Math"/>
+        </w:rPr>
+        <w:t>‑</w:t>
+      </w:r>
+      <w:r>
+        <w:t xml:space="preserve">step look at how to copy and paste keyframes directly inside the Fusion page </w:t>
+      </w:r>
+      <w:r>
+        <w:rPr>
+          <w:rFonts w:ascii="Calibri" w:hAnsi="Calibri" w:cs="Calibri"/>
+        </w:rPr>
+        <w:t>—</w:t>
+      </w:r>
+      <w:r>
+        <w:t xml:space="preserve"> a skill every DaVinci Resolve user should have in their toolkit. And along the way, we</w:t>
+      </w:r>
+      <w:r>
+        <w:rPr>
+          <w:rFonts w:ascii="Calibri" w:hAnsi="Calibri" w:cs="Calibri"/>
+        </w:rPr>
+        <w:t>’</w:t>
+      </w:r>
+      <w:r>
+        <w:t xml:space="preserve">ll uncover one surprising little quirk that can keep Fusion from showing your keyframes unless you </w:t>
+      </w:r>
+      <w:r>
+        <w:rPr>
+          <w:rFonts w:ascii="Calibri" w:hAnsi="Calibri" w:cs="Calibri"/>
+        </w:rPr>
+        <w:t>“</w:t>
+      </w:r>
+      <w:r>
+        <w:t>wake up</w:t>
+      </w:r>
+      <w:r>
+        <w:rPr>
+          <w:rFonts w:ascii="Calibri" w:hAnsi="Calibri" w:cs="Calibri"/>
+        </w:rPr>
+        <w:t>”</w:t>
+      </w:r>
+      <w:r>
+        <w:t xml:space="preserve"> the right parameter. If you</w:t>
+      </w:r>
+      <w:r>
+        <w:rPr>
+          <w:rFonts w:ascii="Calibri" w:hAnsi="Calibri" w:cs="Calibri"/>
+        </w:rPr>
+        <w:t>’</w:t>
+      </w:r>
+      <w:r>
+        <w:t>ve ever wondered why pasting animation works perfectly on one clip but refuses on another, this tutorial will finally make the whole process click.</w:t>
+      </w:r>
+    </w:p>
+    <w:p>
+      <w:r>
+        <w:t>So, if this is something that you would like to learn a bit more about, then why don’t you join us for our brand-new tutorial entitled:</w:t>
+      </w:r>
+    </w:p>
     <w:p>
       <w:pPr>
         <w:pStyle w:val="Heading1"/>
       </w:pPr>
+      <w:r>
+        <w:t>9 How to Copy and Paste Keyframes in DaVinci Resolve on Fusion Page</w:t>
+      </w:r>
     </w:p>
     <w:sectPr>
       <w:pgSz w:w="12240" w:h="15840"/>

--- a/Articles/2026/3_DaVinci_Tips_and_Tricks/9_How_to_Copy_and_Paste_Keyframes_in_DaVinci_Resolve_Fusion_Page/Write Up.docx
+++ b/Articles/2026/3_DaVinci_Tips_and_Tricks/9_How_to_Copy_and_Paste_Keyframes_in_DaVinci_Resolve_Fusion_Page/Write Up.docx
@@ -89,6 +89,9 @@
       </w:pPr>
       <w:r>
         <w:t>9 How to Copy and Paste Keyframes in DaVinci Resolve on Fusion Page</w:t>
+      </w:r>
+      <w:r>
+        <w:t xml:space="preserve"> - Part 2</w:t>
       </w:r>
     </w:p>
     <w:sectPr>
